--- a/docs/legal-research/forms/照会記録票.docx
+++ b/docs/legal-research/forms/照会記録票.docx
@@ -2,6 +2,22 @@
 <file path=word/document.xml><?xml version="1.0" encoding="utf-8"?>
 <w:document xmlns:wpc="http://schemas.microsoft.com/office/word/2010/wordprocessingCanvas" xmlns:mc="http://schemas.openxmlformats.org/markup-compatibility/2006" xmlns:o="urn:schemas-microsoft-com:office:office" xmlns:r="http://schemas.openxmlformats.org/officeDocument/2006/relationships" xmlns:m="http://schemas.openxmlformats.org/officeDocument/2006/math" xmlns:v="urn:schemas-microsoft-com:vml" xmlns:wp14="http://schemas.microsoft.com/office/word/2010/wordprocessingDrawing" xmlns:wp="http://schemas.openxmlformats.org/drawingml/2006/wordprocessingDrawing" xmlns:w10="urn:schemas-microsoft-com:office:word" xmlns:w="http://schemas.openxmlformats.org/wordprocessingml/2006/main" xmlns:w14="http://schemas.microsoft.com/office/word/2010/wordml" xmlns:w15="http://schemas.microsoft.com/office/word/2012/wordml" xmlns:wpg="http://schemas.microsoft.com/office/word/2010/wordprocessingGroup" xmlns:wpi="http://schemas.microsoft.com/office/word/2010/wordprocessingInk" xmlns:wne="http://schemas.microsoft.com/office/word/2006/wordml" xmlns:wps="http://schemas.microsoft.com/office/word/2010/wordprocessingShape" xmlns:cx="http://schemas.microsoft.com/office/drawing/2014/chartex" xmlns:cx1="http://schemas.microsoft.com/office/drawing/2015/9/8/chartex" xmlns:cx2="http://schemas.microsoft.com/office/drawing/2015/10/21/chartex" xmlns:cx3="http://schemas.microsoft.com/office/drawing/2016/5/9/chartex" xmlns:cx4="http://schemas.microsoft.com/office/drawing/2016/5/10/chartex" xmlns:cx5="http://schemas.microsoft.com/office/drawing/2016/5/11/chartex" xmlns:cx6="http://schemas.microsoft.com/office/drawing/2016/5/12/chartex" xmlns:cx7="http://schemas.microsoft.com/office/drawing/2016/5/13/chartex" xmlns:cx8="http://schemas.microsoft.com/office/drawing/2016/5/14/chartex" xmlns:aink="http://schemas.microsoft.com/office/drawing/2016/ink" xmlns:am3d="http://schemas.microsoft.com/office/drawing/2017/model3d" xmlns:w16cex="http://schemas.microsoft.com/office/word/2018/wordml/cex" xmlns:w16cid="http://schemas.microsoft.com/office/word/2016/wordml/cid" xmlns:w16="http://schemas.microsoft.com/office/word/2018/wordml" xmlns:w16sdtdh="http://schemas.microsoft.com/office/word/2020/wordml/sdtdatahash" xmlns:w16se="http://schemas.microsoft.com/office/word/2015/wordml/symex" mc:Ignorable="w14 w15 wp14">
   <w:body>
+    <w:p>
+      <w:pPr>
+        <w:spacing w:after="40" w:before="0" w:line="290" w:lineRule="auto"/>
+        <w:jc w:val="right"/>
+      </w:pPr>
+      <w:r>
+        <w:rPr>
+          <w:rFonts w:ascii="ＭＳ ゴシック" w:eastAsia="ＭＳ ゴシック" w:hAnsi="ＭＳ ゴシック"/>
+          <w:b/>
+          <w:bCs/>
+          <w:sz w:val="18"/>
+          <w:szCs w:val="18"/>
+        </w:rPr>
+        <w:t xml:space="preserve">社 内 限 り</w:t>
+      </w:r>
+    </w:p>
     <w:p>
       <w:pPr>
         <w:spacing w:after="80" w:before="0" w:line="290" w:lineRule="auto"/>
@@ -431,6 +447,74 @@
           </w:p>
         </w:tc>
       </w:tr>
+      <w:tr>
+        <w:tc>
+          <w:tcPr>
+            <w:tcW w:type="dxa" w:w="1900"/>
+            <w:shd w:fill="E8ECF0" w:color="auto" w:val="clear"/>
+            <w:tcMar>
+              <w:top w:type="dxa" w:w="60"/>
+              <w:left w:type="dxa" w:w="100"/>
+              <w:bottom w:type="dxa" w:w="60"/>
+              <w:right w:type="dxa" w:w="100"/>
+            </w:tcMar>
+            <w:vAlign w:val="center"/>
+          </w:tcPr>
+          <w:p>
+            <w:pPr>
+              <w:spacing w:line="260" w:lineRule="auto"/>
+            </w:pPr>
+            <w:r>
+              <w:rPr>
+                <w:rFonts w:ascii="ＭＳ ゴシック" w:eastAsia="ＭＳ ゴシック" w:hAnsi="ＭＳ ゴシック"/>
+                <w:b/>
+                <w:bCs/>
+                <w:sz w:val="19"/>
+                <w:szCs w:val="19"/>
+              </w:rPr>
+              <w:t xml:space="preserve">この照会の当事者</w:t>
+            </w:r>
+          </w:p>
+        </w:tc>
+        <w:tc>
+          <w:tcPr>
+            <w:tcW w:type="dxa" w:w="7172"/>
+            <w:tcMar>
+              <w:top w:type="dxa" w:w="60"/>
+              <w:left w:type="dxa" w:w="100"/>
+              <w:bottom w:type="dxa" w:w="60"/>
+              <w:right w:type="dxa" w:w="100"/>
+            </w:tcMar>
+            <w:vAlign w:val="top"/>
+          </w:tcPr>
+          <w:p>
+            <w:pPr>
+              <w:spacing w:line="260" w:lineRule="auto"/>
+            </w:pPr>
+            <w:r>
+              <w:rPr>
+                <w:rFonts w:ascii="ＭＳ 明朝" w:eastAsia="ＭＳ 明朝" w:hAnsi="ＭＳ 明朝"/>
+                <w:sz w:val="19"/>
+                <w:szCs w:val="19"/>
+              </w:rPr>
+              <w:t xml:space="preserve">□ 甲社〔緑〕　　□ 乙社〔白〕　　□ 丙社〔白〕　　□ 丁社　　□ 戊〔白〕</w:t>
+            </w:r>
+          </w:p>
+          <w:p>
+            <w:pPr>
+              <w:spacing w:line="260" w:lineRule="auto"/>
+            </w:pPr>
+            <w:r>
+              <w:rPr>
+                <w:rFonts w:ascii="ＭＳ 明朝" w:eastAsia="ＭＳ 明朝" w:hAnsi="ＭＳ 明朝"/>
+                <w:sz w:val="19"/>
+                <w:szCs w:val="19"/>
+              </w:rPr>
+              <w:t xml:space="preserve">□ その他（　　　　　　　　　　　　　　　　　　　　　　　　　　　）</w:t>
+            </w:r>
+          </w:p>
+        </w:tc>
+      </w:tr>
     </w:tbl>
     <w:p>
       <w:pPr>
@@ -1074,6 +1158,7 @@
     </w:tbl>
     <w:p>
       <w:pPr>
+        <w:pageBreakBefore/>
         <w:spacing w:after="0" w:before="0" w:line="290" w:lineRule="auto"/>
       </w:pPr>
       <w:r>
@@ -1907,6 +1992,730 @@
         <w:tc>
           <w:tcPr>
             <w:tcW w:type="dxa" w:w="9072"/>
+            <w:shd w:fill="16395C" w:color="auto" w:val="clear"/>
+            <w:tcMar>
+              <w:top w:type="dxa" w:w="60"/>
+              <w:left w:type="dxa" w:w="100"/>
+              <w:bottom w:type="dxa" w:w="60"/>
+              <w:right w:type="dxa" w:w="100"/>
+            </w:tcMar>
+            <w:vAlign w:val="center"/>
+          </w:tcPr>
+          <w:p>
+            <w:pPr>
+              <w:spacing w:line="260" w:lineRule="auto"/>
+            </w:pPr>
+            <w:r>
+              <w:rPr>
+                <w:rFonts w:ascii="ＭＳ ゴシック" w:eastAsia="ＭＳ ゴシック" w:hAnsi="ＭＳ ゴシック"/>
+                <w:b/>
+                <w:bCs/>
+                <w:color w:val="FFFFFF"/>
+                <w:sz w:val="20"/>
+                <w:szCs w:val="20"/>
+              </w:rPr>
+              <w:t xml:space="preserve">仮称の対照（照会書と同じ記号で書いてください）</w:t>
+            </w:r>
+          </w:p>
+        </w:tc>
+      </w:tr>
+    </w:tbl>
+    <w:tbl>
+      <w:tblPr>
+        <w:tblW w:type="dxa" w:w="9072"/>
+        <w:tblBorders>
+          <w:top w:val="single" w:color="auto" w:sz="4"/>
+          <w:left w:val="single" w:color="auto" w:sz="4"/>
+          <w:bottom w:val="single" w:color="auto" w:sz="4"/>
+          <w:right w:val="single" w:color="auto" w:sz="4"/>
+          <w:insideH w:val="single" w:color="auto" w:sz="4"/>
+          <w:insideV w:val="single" w:color="auto" w:sz="4"/>
+        </w:tblBorders>
+        <w:tblLayout w:type="fixed"/>
+      </w:tblPr>
+      <w:tblGrid>
+        <w:gridCol w:w="1100"/>
+        <w:gridCol w:w="3500"/>
+        <w:gridCol w:w="1900"/>
+        <w:gridCol w:w="2572"/>
+      </w:tblGrid>
+      <w:tr>
+        <w:tc>
+          <w:tcPr>
+            <w:tcW w:type="dxa" w:w="1100"/>
+            <w:shd w:fill="E8ECF0" w:color="auto" w:val="clear"/>
+            <w:tcMar>
+              <w:top w:type="dxa" w:w="60"/>
+              <w:left w:type="dxa" w:w="100"/>
+              <w:bottom w:type="dxa" w:w="60"/>
+              <w:right w:type="dxa" w:w="100"/>
+            </w:tcMar>
+            <w:vAlign w:val="center"/>
+          </w:tcPr>
+          <w:p>
+            <w:pPr>
+              <w:spacing w:line="260" w:lineRule="auto"/>
+              <w:jc w:val="center"/>
+            </w:pPr>
+            <w:r>
+              <w:rPr>
+                <w:rFonts w:ascii="ＭＳ ゴシック" w:eastAsia="ＭＳ ゴシック" w:hAnsi="ＭＳ ゴシック"/>
+                <w:b/>
+                <w:bCs/>
+                <w:sz w:val="18"/>
+                <w:szCs w:val="18"/>
+              </w:rPr>
+              <w:t xml:space="preserve">仮称</w:t>
+            </w:r>
+          </w:p>
+        </w:tc>
+        <w:tc>
+          <w:tcPr>
+            <w:tcW w:type="dxa" w:w="3500"/>
+            <w:shd w:fill="E8ECF0" w:color="auto" w:val="clear"/>
+            <w:tcMar>
+              <w:top w:type="dxa" w:w="60"/>
+              <w:left w:type="dxa" w:w="100"/>
+              <w:bottom w:type="dxa" w:w="60"/>
+              <w:right w:type="dxa" w:w="100"/>
+            </w:tcMar>
+            <w:vAlign w:val="center"/>
+          </w:tcPr>
+          <w:p>
+            <w:pPr>
+              <w:spacing w:line="260" w:lineRule="auto"/>
+            </w:pPr>
+            <w:r>
+              <w:rPr>
+                <w:rFonts w:ascii="ＭＳ ゴシック" w:eastAsia="ＭＳ ゴシック" w:hAnsi="ＭＳ ゴシック"/>
+                <w:b/>
+                <w:bCs/>
+                <w:sz w:val="18"/>
+                <w:szCs w:val="18"/>
+              </w:rPr>
+              <w:t xml:space="preserve">どのような会社か</w:t>
+            </w:r>
+          </w:p>
+        </w:tc>
+        <w:tc>
+          <w:tcPr>
+            <w:tcW w:type="dxa" w:w="1900"/>
+            <w:shd w:fill="E8ECF0" w:color="auto" w:val="clear"/>
+            <w:tcMar>
+              <w:top w:type="dxa" w:w="60"/>
+              <w:left w:type="dxa" w:w="100"/>
+              <w:bottom w:type="dxa" w:w="60"/>
+              <w:right w:type="dxa" w:w="100"/>
+            </w:tcMar>
+            <w:vAlign w:val="center"/>
+          </w:tcPr>
+          <w:p>
+            <w:pPr>
+              <w:spacing w:line="260" w:lineRule="auto"/>
+              <w:jc w:val="center"/>
+            </w:pPr>
+            <w:r>
+              <w:rPr>
+                <w:rFonts w:ascii="ＭＳ ゴシック" w:eastAsia="ＭＳ ゴシック" w:hAnsi="ＭＳ ゴシック"/>
+                <w:b/>
+                <w:bCs/>
+                <w:sz w:val="18"/>
+                <w:szCs w:val="18"/>
+              </w:rPr>
+              <w:t xml:space="preserve">運送事業の許可</w:t>
+            </w:r>
+          </w:p>
+        </w:tc>
+        <w:tc>
+          <w:tcPr>
+            <w:tcW w:type="dxa" w:w="2572"/>
+            <w:shd w:fill="E8ECF0" w:color="auto" w:val="clear"/>
+            <w:tcMar>
+              <w:top w:type="dxa" w:w="60"/>
+              <w:left w:type="dxa" w:w="100"/>
+              <w:bottom w:type="dxa" w:w="60"/>
+              <w:right w:type="dxa" w:w="100"/>
+            </w:tcMar>
+            <w:vAlign w:val="center"/>
+          </w:tcPr>
+          <w:p>
+            <w:pPr>
+              <w:spacing w:line="260" w:lineRule="auto"/>
+              <w:jc w:val="center"/>
+            </w:pPr>
+            <w:r>
+              <w:rPr>
+                <w:rFonts w:ascii="ＭＳ ゴシック" w:eastAsia="ＭＳ ゴシック" w:hAnsi="ＭＳ ゴシック"/>
+                <w:b/>
+                <w:bCs/>
+                <w:sz w:val="18"/>
+                <w:szCs w:val="18"/>
+              </w:rPr>
+              <w:t xml:space="preserve">ナンバー</w:t>
+            </w:r>
+          </w:p>
+        </w:tc>
+      </w:tr>
+      <w:tr>
+        <w:tc>
+          <w:tcPr>
+            <w:tcW w:type="dxa" w:w="1100"/>
+            <w:tcMar>
+              <w:top w:type="dxa" w:w="60"/>
+              <w:left w:type="dxa" w:w="100"/>
+              <w:bottom w:type="dxa" w:w="60"/>
+              <w:right w:type="dxa" w:w="100"/>
+            </w:tcMar>
+            <w:vAlign w:val="center"/>
+          </w:tcPr>
+          <w:p>
+            <w:pPr>
+              <w:spacing w:line="260" w:lineRule="auto"/>
+              <w:jc w:val="center"/>
+            </w:pPr>
+            <w:r>
+              <w:rPr>
+                <w:rFonts w:ascii="ＭＳ ゴシック" w:eastAsia="ＭＳ ゴシック" w:hAnsi="ＭＳ ゴシック"/>
+                <w:b/>
+                <w:bCs/>
+                <w:sz w:val="18"/>
+                <w:szCs w:val="18"/>
+              </w:rPr>
+              <w:t xml:space="preserve">甲社</w:t>
+            </w:r>
+          </w:p>
+        </w:tc>
+        <w:tc>
+          <w:tcPr>
+            <w:tcW w:type="dxa" w:w="3500"/>
+            <w:tcMar>
+              <w:top w:type="dxa" w:w="60"/>
+              <w:left w:type="dxa" w:w="100"/>
+              <w:bottom w:type="dxa" w:w="60"/>
+              <w:right w:type="dxa" w:w="100"/>
+            </w:tcMar>
+            <w:vAlign w:val="center"/>
+          </w:tcPr>
+          <w:p>
+            <w:pPr>
+              <w:spacing w:line="260" w:lineRule="auto"/>
+            </w:pPr>
+            <w:r>
+              <w:rPr>
+                <w:rFonts w:ascii="ＭＳ 明朝" w:eastAsia="ＭＳ 明朝" w:hAnsi="ＭＳ 明朝"/>
+                <w:sz w:val="18"/>
+                <w:szCs w:val="18"/>
+              </w:rPr>
+              <w:t xml:space="preserve">運送事業者（大型ダンプ5両）</w:t>
+            </w:r>
+          </w:p>
+        </w:tc>
+        <w:tc>
+          <w:tcPr>
+            <w:tcW w:type="dxa" w:w="1900"/>
+            <w:tcMar>
+              <w:top w:type="dxa" w:w="60"/>
+              <w:left w:type="dxa" w:w="100"/>
+              <w:bottom w:type="dxa" w:w="60"/>
+              <w:right w:type="dxa" w:w="100"/>
+            </w:tcMar>
+            <w:vAlign w:val="center"/>
+          </w:tcPr>
+          <w:p>
+            <w:pPr>
+              <w:spacing w:line="260" w:lineRule="auto"/>
+              <w:jc w:val="center"/>
+            </w:pPr>
+            <w:r>
+              <w:rPr>
+                <w:rFonts w:ascii="ＭＳ 明朝" w:eastAsia="ＭＳ 明朝" w:hAnsi="ＭＳ 明朝"/>
+                <w:b/>
+                <w:bCs/>
+                <w:sz w:val="18"/>
+                <w:szCs w:val="18"/>
+              </w:rPr>
+              <w:t xml:space="preserve">有（一般貨物）</w:t>
+            </w:r>
+          </w:p>
+        </w:tc>
+        <w:tc>
+          <w:tcPr>
+            <w:tcW w:type="dxa" w:w="2572"/>
+            <w:tcMar>
+              <w:top w:type="dxa" w:w="60"/>
+              <w:left w:type="dxa" w:w="100"/>
+              <w:bottom w:type="dxa" w:w="60"/>
+              <w:right w:type="dxa" w:w="100"/>
+            </w:tcMar>
+            <w:vAlign w:val="center"/>
+          </w:tcPr>
+          <w:p>
+            <w:pPr>
+              <w:spacing w:line="260" w:lineRule="auto"/>
+              <w:jc w:val="center"/>
+            </w:pPr>
+            <w:r>
+              <w:rPr>
+                <w:rFonts w:ascii="ＭＳ 明朝" w:eastAsia="ＭＳ 明朝" w:hAnsi="ＭＳ 明朝"/>
+                <w:b/>
+                <w:bCs/>
+                <w:sz w:val="18"/>
+                <w:szCs w:val="18"/>
+              </w:rPr>
+              <w:t xml:space="preserve">〔緑〕事業用</w:t>
+            </w:r>
+          </w:p>
+        </w:tc>
+      </w:tr>
+      <w:tr>
+        <w:tc>
+          <w:tcPr>
+            <w:tcW w:type="dxa" w:w="1100"/>
+            <w:tcMar>
+              <w:top w:type="dxa" w:w="60"/>
+              <w:left w:type="dxa" w:w="100"/>
+              <w:bottom w:type="dxa" w:w="60"/>
+              <w:right w:type="dxa" w:w="100"/>
+            </w:tcMar>
+            <w:vAlign w:val="center"/>
+          </w:tcPr>
+          <w:p>
+            <w:pPr>
+              <w:spacing w:line="260" w:lineRule="auto"/>
+              <w:jc w:val="center"/>
+            </w:pPr>
+            <w:r>
+              <w:rPr>
+                <w:rFonts w:ascii="ＭＳ ゴシック" w:eastAsia="ＭＳ ゴシック" w:hAnsi="ＭＳ ゴシック"/>
+                <w:b/>
+                <w:bCs/>
+                <w:sz w:val="18"/>
+                <w:szCs w:val="18"/>
+              </w:rPr>
+              <w:t xml:space="preserve">乙社</w:t>
+            </w:r>
+          </w:p>
+        </w:tc>
+        <w:tc>
+          <w:tcPr>
+            <w:tcW w:type="dxa" w:w="3500"/>
+            <w:tcMar>
+              <w:top w:type="dxa" w:w="60"/>
+              <w:left w:type="dxa" w:w="100"/>
+              <w:bottom w:type="dxa" w:w="60"/>
+              <w:right w:type="dxa" w:w="100"/>
+            </w:tcMar>
+            <w:vAlign w:val="center"/>
+          </w:tcPr>
+          <w:p>
+            <w:pPr>
+              <w:spacing w:line="260" w:lineRule="auto"/>
+            </w:pPr>
+            <w:r>
+              <w:rPr>
+                <w:rFonts w:ascii="ＭＳ 明朝" w:eastAsia="ＭＳ 明朝" w:hAnsi="ＭＳ 明朝"/>
+                <w:sz w:val="18"/>
+                <w:szCs w:val="18"/>
+              </w:rPr>
+              <w:t xml:space="preserve">砕石の製造販売業者。甲社の親会社</w:t>
+            </w:r>
+          </w:p>
+        </w:tc>
+        <w:tc>
+          <w:tcPr>
+            <w:tcW w:type="dxa" w:w="1900"/>
+            <w:tcMar>
+              <w:top w:type="dxa" w:w="60"/>
+              <w:left w:type="dxa" w:w="100"/>
+              <w:bottom w:type="dxa" w:w="60"/>
+              <w:right w:type="dxa" w:w="100"/>
+            </w:tcMar>
+            <w:vAlign w:val="center"/>
+          </w:tcPr>
+          <w:p>
+            <w:pPr>
+              <w:spacing w:line="260" w:lineRule="auto"/>
+              <w:jc w:val="center"/>
+            </w:pPr>
+            <w:r>
+              <w:rPr>
+                <w:rFonts w:ascii="ＭＳ 明朝" w:eastAsia="ＭＳ 明朝" w:hAnsi="ＭＳ 明朝"/>
+                <w:sz w:val="18"/>
+                <w:szCs w:val="18"/>
+              </w:rPr>
+              <w:t xml:space="preserve">無</w:t>
+            </w:r>
+          </w:p>
+        </w:tc>
+        <w:tc>
+          <w:tcPr>
+            <w:tcW w:type="dxa" w:w="2572"/>
+            <w:tcMar>
+              <w:top w:type="dxa" w:w="60"/>
+              <w:left w:type="dxa" w:w="100"/>
+              <w:bottom w:type="dxa" w:w="60"/>
+              <w:right w:type="dxa" w:w="100"/>
+            </w:tcMar>
+            <w:vAlign w:val="center"/>
+          </w:tcPr>
+          <w:p>
+            <w:pPr>
+              <w:spacing w:line="260" w:lineRule="auto"/>
+              <w:jc w:val="center"/>
+            </w:pPr>
+            <w:r>
+              <w:rPr>
+                <w:rFonts w:ascii="ＭＳ 明朝" w:eastAsia="ＭＳ 明朝" w:hAnsi="ＭＳ 明朝"/>
+                <w:sz w:val="18"/>
+                <w:szCs w:val="18"/>
+              </w:rPr>
+              <w:t xml:space="preserve">〔白〕自家用</w:t>
+            </w:r>
+          </w:p>
+        </w:tc>
+      </w:tr>
+      <w:tr>
+        <w:tc>
+          <w:tcPr>
+            <w:tcW w:type="dxa" w:w="1100"/>
+            <w:tcMar>
+              <w:top w:type="dxa" w:w="60"/>
+              <w:left w:type="dxa" w:w="100"/>
+              <w:bottom w:type="dxa" w:w="60"/>
+              <w:right w:type="dxa" w:w="100"/>
+            </w:tcMar>
+            <w:vAlign w:val="center"/>
+          </w:tcPr>
+          <w:p>
+            <w:pPr>
+              <w:spacing w:line="260" w:lineRule="auto"/>
+              <w:jc w:val="center"/>
+            </w:pPr>
+            <w:r>
+              <w:rPr>
+                <w:rFonts w:ascii="ＭＳ ゴシック" w:eastAsia="ＭＳ ゴシック" w:hAnsi="ＭＳ ゴシック"/>
+                <w:b/>
+                <w:bCs/>
+                <w:sz w:val="18"/>
+                <w:szCs w:val="18"/>
+              </w:rPr>
+              <w:t xml:space="preserve">丙社</w:t>
+            </w:r>
+          </w:p>
+        </w:tc>
+        <w:tc>
+          <w:tcPr>
+            <w:tcW w:type="dxa" w:w="3500"/>
+            <w:tcMar>
+              <w:top w:type="dxa" w:w="60"/>
+              <w:left w:type="dxa" w:w="100"/>
+              <w:bottom w:type="dxa" w:w="60"/>
+              <w:right w:type="dxa" w:w="100"/>
+            </w:tcMar>
+            <w:vAlign w:val="center"/>
+          </w:tcPr>
+          <w:p>
+            <w:pPr>
+              <w:spacing w:line="260" w:lineRule="auto"/>
+            </w:pPr>
+            <w:r>
+              <w:rPr>
+                <w:rFonts w:ascii="ＭＳ 明朝" w:eastAsia="ＭＳ 明朝" w:hAnsi="ＭＳ 明朝"/>
+                <w:sz w:val="18"/>
+                <w:szCs w:val="18"/>
+              </w:rPr>
+              <w:t xml:space="preserve">砂利・砕石の販売業者</w:t>
+            </w:r>
+          </w:p>
+        </w:tc>
+        <w:tc>
+          <w:tcPr>
+            <w:tcW w:type="dxa" w:w="1900"/>
+            <w:tcMar>
+              <w:top w:type="dxa" w:w="60"/>
+              <w:left w:type="dxa" w:w="100"/>
+              <w:bottom w:type="dxa" w:w="60"/>
+              <w:right w:type="dxa" w:w="100"/>
+            </w:tcMar>
+            <w:vAlign w:val="center"/>
+          </w:tcPr>
+          <w:p>
+            <w:pPr>
+              <w:spacing w:line="260" w:lineRule="auto"/>
+              <w:jc w:val="center"/>
+            </w:pPr>
+            <w:r>
+              <w:rPr>
+                <w:rFonts w:ascii="ＭＳ 明朝" w:eastAsia="ＭＳ 明朝" w:hAnsi="ＭＳ 明朝"/>
+                <w:sz w:val="18"/>
+                <w:szCs w:val="18"/>
+              </w:rPr>
+              <w:t xml:space="preserve">無</w:t>
+            </w:r>
+          </w:p>
+        </w:tc>
+        <w:tc>
+          <w:tcPr>
+            <w:tcW w:type="dxa" w:w="2572"/>
+            <w:tcMar>
+              <w:top w:type="dxa" w:w="60"/>
+              <w:left w:type="dxa" w:w="100"/>
+              <w:bottom w:type="dxa" w:w="60"/>
+              <w:right w:type="dxa" w:w="100"/>
+            </w:tcMar>
+            <w:vAlign w:val="center"/>
+          </w:tcPr>
+          <w:p>
+            <w:pPr>
+              <w:spacing w:line="260" w:lineRule="auto"/>
+              <w:jc w:val="center"/>
+            </w:pPr>
+            <w:r>
+              <w:rPr>
+                <w:rFonts w:ascii="ＭＳ 明朝" w:eastAsia="ＭＳ 明朝" w:hAnsi="ＭＳ 明朝"/>
+                <w:sz w:val="18"/>
+                <w:szCs w:val="18"/>
+              </w:rPr>
+              <w:t xml:space="preserve">〔白〕自家用</w:t>
+            </w:r>
+          </w:p>
+        </w:tc>
+      </w:tr>
+      <w:tr>
+        <w:tc>
+          <w:tcPr>
+            <w:tcW w:type="dxa" w:w="1100"/>
+            <w:tcMar>
+              <w:top w:type="dxa" w:w="60"/>
+              <w:left w:type="dxa" w:w="100"/>
+              <w:bottom w:type="dxa" w:w="60"/>
+              <w:right w:type="dxa" w:w="100"/>
+            </w:tcMar>
+            <w:vAlign w:val="center"/>
+          </w:tcPr>
+          <w:p>
+            <w:pPr>
+              <w:spacing w:line="260" w:lineRule="auto"/>
+              <w:jc w:val="center"/>
+            </w:pPr>
+            <w:r>
+              <w:rPr>
+                <w:rFonts w:ascii="ＭＳ ゴシック" w:eastAsia="ＭＳ ゴシック" w:hAnsi="ＭＳ ゴシック"/>
+                <w:b/>
+                <w:bCs/>
+                <w:sz w:val="18"/>
+                <w:szCs w:val="18"/>
+              </w:rPr>
+              <w:t xml:space="preserve">丁社</w:t>
+            </w:r>
+          </w:p>
+        </w:tc>
+        <w:tc>
+          <w:tcPr>
+            <w:tcW w:type="dxa" w:w="3500"/>
+            <w:tcMar>
+              <w:top w:type="dxa" w:w="60"/>
+              <w:left w:type="dxa" w:w="100"/>
+              <w:bottom w:type="dxa" w:w="60"/>
+              <w:right w:type="dxa" w:w="100"/>
+            </w:tcMar>
+            <w:vAlign w:val="center"/>
+          </w:tcPr>
+          <w:p>
+            <w:pPr>
+              <w:spacing w:line="260" w:lineRule="auto"/>
+            </w:pPr>
+            <w:r>
+              <w:rPr>
+                <w:rFonts w:ascii="ＭＳ 明朝" w:eastAsia="ＭＳ 明朝" w:hAnsi="ＭＳ 明朝"/>
+                <w:sz w:val="18"/>
+                <w:szCs w:val="18"/>
+              </w:rPr>
+              <w:t xml:space="preserve">建設業者（元請）</w:t>
+            </w:r>
+          </w:p>
+        </w:tc>
+        <w:tc>
+          <w:tcPr>
+            <w:tcW w:type="dxa" w:w="1900"/>
+            <w:tcMar>
+              <w:top w:type="dxa" w:w="60"/>
+              <w:left w:type="dxa" w:w="100"/>
+              <w:bottom w:type="dxa" w:w="60"/>
+              <w:right w:type="dxa" w:w="100"/>
+            </w:tcMar>
+            <w:vAlign w:val="center"/>
+          </w:tcPr>
+          <w:p>
+            <w:pPr>
+              <w:spacing w:line="260" w:lineRule="auto"/>
+              <w:jc w:val="center"/>
+            </w:pPr>
+            <w:r>
+              <w:rPr>
+                <w:rFonts w:ascii="ＭＳ 明朝" w:eastAsia="ＭＳ 明朝" w:hAnsi="ＭＳ 明朝"/>
+                <w:sz w:val="18"/>
+                <w:szCs w:val="18"/>
+              </w:rPr>
+              <w:t xml:space="preserve">無</w:t>
+            </w:r>
+          </w:p>
+        </w:tc>
+        <w:tc>
+          <w:tcPr>
+            <w:tcW w:type="dxa" w:w="2572"/>
+            <w:tcMar>
+              <w:top w:type="dxa" w:w="60"/>
+              <w:left w:type="dxa" w:w="100"/>
+              <w:bottom w:type="dxa" w:w="60"/>
+              <w:right w:type="dxa" w:w="100"/>
+            </w:tcMar>
+            <w:vAlign w:val="center"/>
+          </w:tcPr>
+          <w:p>
+            <w:pPr>
+              <w:spacing w:line="260" w:lineRule="auto"/>
+              <w:jc w:val="center"/>
+            </w:pPr>
+            <w:r>
+              <w:rPr>
+                <w:rFonts w:ascii="ＭＳ 明朝" w:eastAsia="ＭＳ 明朝" w:hAnsi="ＭＳ 明朝"/>
+                <w:sz w:val="18"/>
+                <w:szCs w:val="18"/>
+              </w:rPr>
+              <w:t xml:space="preserve">―</w:t>
+            </w:r>
+          </w:p>
+        </w:tc>
+      </w:tr>
+      <w:tr>
+        <w:tc>
+          <w:tcPr>
+            <w:tcW w:type="dxa" w:w="1100"/>
+            <w:tcMar>
+              <w:top w:type="dxa" w:w="60"/>
+              <w:left w:type="dxa" w:w="100"/>
+              <w:bottom w:type="dxa" w:w="60"/>
+              <w:right w:type="dxa" w:w="100"/>
+            </w:tcMar>
+            <w:vAlign w:val="center"/>
+          </w:tcPr>
+          <w:p>
+            <w:pPr>
+              <w:spacing w:line="260" w:lineRule="auto"/>
+              <w:jc w:val="center"/>
+            </w:pPr>
+            <w:r>
+              <w:rPr>
+                <w:rFonts w:ascii="ＭＳ ゴシック" w:eastAsia="ＭＳ ゴシック" w:hAnsi="ＭＳ ゴシック"/>
+                <w:b/>
+                <w:bCs/>
+                <w:sz w:val="18"/>
+                <w:szCs w:val="18"/>
+              </w:rPr>
+              <w:t xml:space="preserve">戊</w:t>
+            </w:r>
+          </w:p>
+        </w:tc>
+        <w:tc>
+          <w:tcPr>
+            <w:tcW w:type="dxa" w:w="3500"/>
+            <w:tcMar>
+              <w:top w:type="dxa" w:w="60"/>
+              <w:left w:type="dxa" w:w="100"/>
+              <w:bottom w:type="dxa" w:w="60"/>
+              <w:right w:type="dxa" w:w="100"/>
+            </w:tcMar>
+            <w:vAlign w:val="center"/>
+          </w:tcPr>
+          <w:p>
+            <w:pPr>
+              <w:spacing w:line="260" w:lineRule="auto"/>
+            </w:pPr>
+            <w:r>
+              <w:rPr>
+                <w:rFonts w:ascii="ＭＳ 明朝" w:eastAsia="ＭＳ 明朝" w:hAnsi="ＭＳ 明朝"/>
+                <w:sz w:val="18"/>
+                <w:szCs w:val="18"/>
+              </w:rPr>
+              <w:t xml:space="preserve">個人。自ら運転する（持込み運転者）</w:t>
+            </w:r>
+          </w:p>
+        </w:tc>
+        <w:tc>
+          <w:tcPr>
+            <w:tcW w:type="dxa" w:w="1900"/>
+            <w:tcMar>
+              <w:top w:type="dxa" w:w="60"/>
+              <w:left w:type="dxa" w:w="100"/>
+              <w:bottom w:type="dxa" w:w="60"/>
+              <w:right w:type="dxa" w:w="100"/>
+            </w:tcMar>
+            <w:vAlign w:val="center"/>
+          </w:tcPr>
+          <w:p>
+            <w:pPr>
+              <w:spacing w:line="260" w:lineRule="auto"/>
+              <w:jc w:val="center"/>
+            </w:pPr>
+            <w:r>
+              <w:rPr>
+                <w:rFonts w:ascii="ＭＳ 明朝" w:eastAsia="ＭＳ 明朝" w:hAnsi="ＭＳ 明朝"/>
+                <w:sz w:val="18"/>
+                <w:szCs w:val="18"/>
+              </w:rPr>
+              <w:t xml:space="preserve">無</w:t>
+            </w:r>
+          </w:p>
+        </w:tc>
+        <w:tc>
+          <w:tcPr>
+            <w:tcW w:type="dxa" w:w="2572"/>
+            <w:tcMar>
+              <w:top w:type="dxa" w:w="60"/>
+              <w:left w:type="dxa" w:w="100"/>
+              <w:bottom w:type="dxa" w:w="60"/>
+              <w:right w:type="dxa" w:w="100"/>
+            </w:tcMar>
+            <w:vAlign w:val="center"/>
+          </w:tcPr>
+          <w:p>
+            <w:pPr>
+              <w:spacing w:line="260" w:lineRule="auto"/>
+              <w:jc w:val="center"/>
+            </w:pPr>
+            <w:r>
+              <w:rPr>
+                <w:rFonts w:ascii="ＭＳ 明朝" w:eastAsia="ＭＳ 明朝" w:hAnsi="ＭＳ 明朝"/>
+                <w:sz w:val="18"/>
+                <w:szCs w:val="18"/>
+              </w:rPr>
+              <w:t xml:space="preserve">〔白〕自家用</w:t>
+            </w:r>
+          </w:p>
+        </w:tc>
+      </w:tr>
+    </w:tbl>
+    <w:tbl>
+      <w:tblPr>
+        <w:tblW w:type="dxa" w:w="9072"/>
+        <w:tblBorders>
+          <w:top w:val="single" w:color="auto" w:sz="4"/>
+          <w:left w:val="single" w:color="auto" w:sz="4"/>
+          <w:bottom w:val="single" w:color="auto" w:sz="4"/>
+          <w:right w:val="single" w:color="auto" w:sz="4"/>
+          <w:insideH w:val="single" w:color="auto" w:sz="4"/>
+          <w:insideV w:val="single" w:color="auto" w:sz="4"/>
+        </w:tblBorders>
+        <w:tblLayout w:type="fixed"/>
+      </w:tblPr>
+      <w:tblGrid>
+        <w:gridCol w:w="9072"/>
+      </w:tblGrid>
+      <w:tr>
+        <w:tc>
+          <w:tcPr>
+            <w:tcW w:type="dxa" w:w="9072"/>
             <w:shd w:fill="FDF4E2" w:color="auto" w:val="clear"/>
             <w:tcMar>
               <w:top w:type="dxa" w:w="60"/>
@@ -1926,7 +2735,7 @@
                 <w:sz w:val="17"/>
                 <w:szCs w:val="17"/>
               </w:rPr>
-              <w:t xml:space="preserve">書き方の注意</w:t>
+              <w:t xml:space="preserve">・〔緑〕＝一般貨物の許可あり・事業用自動車　　〔白〕＝許可なし・自家用自動車</w:t>
             </w:r>
           </w:p>
           <w:p>
@@ -1939,7 +2748,7 @@
                 <w:sz w:val="17"/>
                 <w:szCs w:val="17"/>
               </w:rPr>
-              <w:t xml:space="preserve">・応対者の氏名と日付は必ず取ること。後から「誰に聞いたか」が分からない記録は使えません。</w:t>
+              <w:t xml:space="preserve">・照会書（forms/運輸局照会書.docx）と同じ仮称で聞き、同じ仮称で記録してください。</w:t>
             </w:r>
           </w:p>
           <w:p>
@@ -1952,7 +2761,7 @@
                 <w:sz w:val="17"/>
                 <w:szCs w:val="17"/>
               </w:rPr>
-              <w:t xml:space="preserve">・回答は要約せず、言われた言葉のまま書くこと。とくに「一般論としては」「実態によります」</w:t>
+              <w:t xml:space="preserve">　実名で記録すると、実際に話した内容と記録が食い違い、あとで読み返せなくなります。</w:t>
             </w:r>
           </w:p>
           <w:p>
@@ -1965,7 +2774,7 @@
                 <w:sz w:val="17"/>
                 <w:szCs w:val="17"/>
               </w:rPr>
-              <w:t xml:space="preserve">　といった留保は、落とさずに書いてください。留保の有無で使える強さが変わります。</w:t>
+              <w:t xml:space="preserve">・仮称と実名の対応表は 21_運輸局への照会事例集.md にあります。この票には書きません。</w:t>
             </w:r>
           </w:p>
           <w:p>
@@ -1978,9 +2787,155 @@
                 <w:sz w:val="17"/>
                 <w:szCs w:val="17"/>
               </w:rPr>
-              <w:t xml:space="preserve">・「個別具体の判断はできない」と言われた場合も、そう言われたこと自体が記録になります。</w:t>
-            </w:r>
-          </w:p>
+              <w:t xml:space="preserve">　どの取引先の話だったかを残したいときは、下の「実名の控え」に書いてください。</w:t>
+            </w:r>
+          </w:p>
+        </w:tc>
+      </w:tr>
+    </w:tbl>
+    <w:tbl>
+      <w:tblPr>
+        <w:tblW w:type="dxa" w:w="9072"/>
+        <w:tblBorders>
+          <w:top w:val="single" w:color="auto" w:sz="4"/>
+          <w:left w:val="single" w:color="auto" w:sz="4"/>
+          <w:bottom w:val="single" w:color="auto" w:sz="4"/>
+          <w:right w:val="single" w:color="auto" w:sz="4"/>
+          <w:insideH w:val="single" w:color="auto" w:sz="4"/>
+          <w:insideV w:val="single" w:color="auto" w:sz="4"/>
+        </w:tblBorders>
+        <w:tblLayout w:type="fixed"/>
+      </w:tblPr>
+      <w:tblGrid>
+        <w:gridCol w:w="2400"/>
+        <w:gridCol w:w="6672"/>
+      </w:tblGrid>
+      <w:tr>
+        <w:tc>
+          <w:tcPr>
+            <w:tcW w:type="dxa" w:w="2400"/>
+            <w:shd w:fill="E8ECF0" w:color="auto" w:val="clear"/>
+            <w:tcMar>
+              <w:top w:type="dxa" w:w="60"/>
+              <w:left w:type="dxa" w:w="100"/>
+              <w:bottom w:type="dxa" w:w="60"/>
+              <w:right w:type="dxa" w:w="100"/>
+            </w:tcMar>
+            <w:vAlign w:val="center"/>
+          </w:tcPr>
+          <w:p>
+            <w:pPr>
+              <w:spacing w:line="260" w:lineRule="auto"/>
+            </w:pPr>
+            <w:r>
+              <w:rPr>
+                <w:rFonts w:ascii="ＭＳ ゴシック" w:eastAsia="ＭＳ ゴシック" w:hAnsi="ＭＳ ゴシック"/>
+                <w:b/>
+                <w:bCs/>
+                <w:sz w:val="18"/>
+                <w:szCs w:val="18"/>
+              </w:rPr>
+              <w:t xml:space="preserve">実名の控え</w:t>
+            </w:r>
+          </w:p>
+          <w:p>
+            <w:pPr>
+              <w:spacing w:line="260" w:lineRule="auto"/>
+            </w:pPr>
+            <w:r>
+              <w:rPr>
+                <w:rFonts w:ascii="ＭＳ ゴシック" w:eastAsia="ＭＳ ゴシック" w:hAnsi="ＭＳ ゴシック"/>
+                <w:b/>
+                <w:bCs/>
+                <w:sz w:val="18"/>
+                <w:szCs w:val="18"/>
+              </w:rPr>
+              <w:t xml:space="preserve">（社内限り・任意）</w:t>
+            </w:r>
+          </w:p>
+        </w:tc>
+        <w:tc>
+          <w:tcPr>
+            <w:tcW w:type="dxa" w:w="6672"/>
+            <w:tcMar>
+              <w:top w:type="dxa" w:w="60"/>
+              <w:left w:type="dxa" w:w="100"/>
+              <w:bottom w:type="dxa" w:w="60"/>
+              <w:right w:type="dxa" w:w="100"/>
+            </w:tcMar>
+            <w:vAlign w:val="top"/>
+          </w:tcPr>
+          <w:p>
+            <w:pPr>
+              <w:spacing w:line="260" w:lineRule="auto"/>
+            </w:pPr>
+            <w:r>
+              <w:rPr>
+                <w:rFonts w:ascii="ＭＳ 明朝" w:eastAsia="ＭＳ 明朝" w:hAnsi="ＭＳ 明朝"/>
+                <w:sz w:val="18"/>
+                <w:szCs w:val="18"/>
+              </w:rPr>
+              <w:t xml:space="preserve">仮称　　　　＝</w:t>
+            </w:r>
+          </w:p>
+          <w:p>
+            <w:pPr>
+              <w:spacing w:line="260" w:lineRule="auto"/>
+            </w:pPr>
+            <w:r>
+              <w:rPr>
+                <w:rFonts w:ascii="ＭＳ 明朝" w:eastAsia="ＭＳ 明朝" w:hAnsi="ＭＳ 明朝"/>
+                <w:sz w:val="18"/>
+                <w:szCs w:val="18"/>
+              </w:rPr>
+              <w:t xml:space="preserve">仮称　　　　＝</w:t>
+            </w:r>
+          </w:p>
+        </w:tc>
+      </w:tr>
+    </w:tbl>
+    <w:p>
+      <w:pPr>
+        <w:spacing w:after="0" w:before="0" w:line="290" w:lineRule="auto"/>
+      </w:pPr>
+      <w:r>
+        <w:rPr>
+          <w:rFonts w:ascii="ＭＳ 明朝" w:eastAsia="ＭＳ 明朝" w:hAnsi="ＭＳ 明朝"/>
+          <w:sz w:val="20"/>
+          <w:szCs w:val="20"/>
+        </w:rPr>
+        <w:t xml:space="preserve"/>
+      </w:r>
+    </w:p>
+    <w:tbl>
+      <w:tblPr>
+        <w:tblW w:type="dxa" w:w="9072"/>
+        <w:tblBorders>
+          <w:top w:val="single" w:color="auto" w:sz="4"/>
+          <w:left w:val="single" w:color="auto" w:sz="4"/>
+          <w:bottom w:val="single" w:color="auto" w:sz="4"/>
+          <w:right w:val="single" w:color="auto" w:sz="4"/>
+          <w:insideH w:val="single" w:color="auto" w:sz="4"/>
+          <w:insideV w:val="single" w:color="auto" w:sz="4"/>
+        </w:tblBorders>
+        <w:tblLayout w:type="fixed"/>
+      </w:tblPr>
+      <w:tblGrid>
+        <w:gridCol w:w="9072"/>
+      </w:tblGrid>
+      <w:tr>
+        <w:tc>
+          <w:tcPr>
+            <w:tcW w:type="dxa" w:w="9072"/>
+            <w:shd w:fill="FDF4E2" w:color="auto" w:val="clear"/>
+            <w:tcMar>
+              <w:top w:type="dxa" w:w="60"/>
+              <w:left w:type="dxa" w:w="100"/>
+              <w:bottom w:type="dxa" w:w="60"/>
+              <w:right w:type="dxa" w:w="100"/>
+            </w:tcMar>
+            <w:vAlign w:val="top"/>
+          </w:tcPr>
           <w:p>
             <w:pPr>
               <w:spacing w:line="260" w:lineRule="auto"/>
@@ -1991,7 +2946,7 @@
                 <w:sz w:val="17"/>
                 <w:szCs w:val="17"/>
               </w:rPr>
-              <w:t xml:space="preserve">・重要なものは「書面でいただけますか」と頼むこと。断られても、頼んだ事実を残します。</w:t>
+              <w:t xml:space="preserve">書き方の注意</w:t>
             </w:r>
           </w:p>
           <w:p>
@@ -2004,7 +2959,98 @@
                 <w:sz w:val="17"/>
                 <w:szCs w:val="17"/>
               </w:rPr>
+              <w:t xml:space="preserve">・会社名は仮称（甲社〔緑〕・乙社〔白〕など）で書くこと。聞くときも仮称で聞きます。</w:t>
+            </w:r>
+          </w:p>
+          <w:p>
+            <w:pPr>
+              <w:spacing w:line="260" w:lineRule="auto"/>
+            </w:pPr>
+            <w:r>
+              <w:rPr>
+                <w:rFonts w:ascii="ＭＳ 明朝" w:eastAsia="ＭＳ 明朝" w:hAnsi="ＭＳ 明朝"/>
+                <w:sz w:val="17"/>
+                <w:szCs w:val="17"/>
+              </w:rPr>
+              <w:t xml:space="preserve">・応対者の氏名と日付は必ず取ること。後から「誰に聞いたか」が分からない記録は使えません。</w:t>
+            </w:r>
+          </w:p>
+          <w:p>
+            <w:pPr>
+              <w:spacing w:line="260" w:lineRule="auto"/>
+            </w:pPr>
+            <w:r>
+              <w:rPr>
+                <w:rFonts w:ascii="ＭＳ 明朝" w:eastAsia="ＭＳ 明朝" w:hAnsi="ＭＳ 明朝"/>
+                <w:sz w:val="17"/>
+                <w:szCs w:val="17"/>
+              </w:rPr>
+              <w:t xml:space="preserve">・回答は要約せず、言われた言葉のまま書くこと。とくに「一般論としては」「実態によります」</w:t>
+            </w:r>
+          </w:p>
+          <w:p>
+            <w:pPr>
+              <w:spacing w:line="260" w:lineRule="auto"/>
+            </w:pPr>
+            <w:r>
+              <w:rPr>
+                <w:rFonts w:ascii="ＭＳ 明朝" w:eastAsia="ＭＳ 明朝" w:hAnsi="ＭＳ 明朝"/>
+                <w:sz w:val="17"/>
+                <w:szCs w:val="17"/>
+              </w:rPr>
+              <w:t xml:space="preserve">　といった留保は、落とさずに書いてください。留保の有無で使える強さが変わります。</w:t>
+            </w:r>
+          </w:p>
+          <w:p>
+            <w:pPr>
+              <w:spacing w:line="260" w:lineRule="auto"/>
+            </w:pPr>
+            <w:r>
+              <w:rPr>
+                <w:rFonts w:ascii="ＭＳ 明朝" w:eastAsia="ＭＳ 明朝" w:hAnsi="ＭＳ 明朝"/>
+                <w:sz w:val="17"/>
+                <w:szCs w:val="17"/>
+              </w:rPr>
+              <w:t xml:space="preserve">・「個別具体の判断はできない」と言われた場合も、そう言われたこと自体が記録になります。</w:t>
+            </w:r>
+          </w:p>
+          <w:p>
+            <w:pPr>
+              <w:spacing w:line="260" w:lineRule="auto"/>
+            </w:pPr>
+            <w:r>
+              <w:rPr>
+                <w:rFonts w:ascii="ＭＳ 明朝" w:eastAsia="ＭＳ 明朝" w:hAnsi="ＭＳ 明朝"/>
+                <w:sz w:val="17"/>
+                <w:szCs w:val="17"/>
+              </w:rPr>
+              <w:t xml:space="preserve">・重要なものは「書面でいただけますか」と頼むこと。断られても、頼んだ事実を残します。</w:t>
+            </w:r>
+          </w:p>
+          <w:p>
+            <w:pPr>
+              <w:spacing w:line="260" w:lineRule="auto"/>
+            </w:pPr>
+            <w:r>
+              <w:rPr>
+                <w:rFonts w:ascii="ＭＳ 明朝" w:eastAsia="ＭＳ 明朝" w:hAnsi="ＭＳ 明朝"/>
+                <w:sz w:val="17"/>
+                <w:szCs w:val="17"/>
+              </w:rPr>
               <w:t xml:space="preserve">・この票は事案ごとに1枚。まとめて書かないでください。</w:t>
+            </w:r>
+          </w:p>
+          <w:p>
+            <w:pPr>
+              <w:spacing w:line="260" w:lineRule="auto"/>
+            </w:pPr>
+            <w:r>
+              <w:rPr>
+                <w:rFonts w:ascii="ＭＳ 明朝" w:eastAsia="ＭＳ 明朝" w:hAnsi="ＭＳ 明朝"/>
+                <w:sz w:val="17"/>
+                <w:szCs w:val="17"/>
+              </w:rPr>
+              <w:t xml:space="preserve">・この票は社内限りです。運輸局等に渡さないでください（実名の控えが入るため）。</w:t>
             </w:r>
           </w:p>
         </w:tc>

--- a/docs/legal-research/forms/照会記録票.docx
+++ b/docs/legal-research/forms/照会記録票.docx
@@ -319,7 +319,7 @@
                 <w:sz w:val="19"/>
                 <w:szCs w:val="19"/>
               </w:rPr>
-              <w:t xml:space="preserve">□ 岩手県 資源循環推進課（019-629-5388）　　□ 年金事務所</w:t>
+              <w:t xml:space="preserve">□ 岩手県 資源循環推進課 廃棄物対策担当（019-629-5366）　　□ 年金事務所</w:t>
             </w:r>
           </w:p>
           <w:p>
@@ -333,6 +333,19 @@
                 <w:szCs w:val="19"/>
               </w:rPr>
               <w:t xml:space="preserve">□ その他（　　　　　　　　　　　　　　　　　　　　　　　　　　　　）</w:t>
+            </w:r>
+          </w:p>
+          <w:p>
+            <w:pPr>
+              <w:spacing w:line="260" w:lineRule="auto"/>
+            </w:pPr>
+            <w:r>
+              <w:rPr>
+                <w:rFonts w:ascii="ＭＳ 明朝" w:eastAsia="ＭＳ 明朝" w:hAnsi="ＭＳ 明朝"/>
+                <w:sz w:val="19"/>
+                <w:szCs w:val="19"/>
+              </w:rPr>
+              <w:t xml:space="preserve">※運輸支局の電話受付は平日 8:30〜11:45／13:00〜17:00。昼休みは出ません</w:t>
             </w:r>
           </w:p>
         </w:tc>

--- a/docs/legal-research/forms/照会記録票.docx
+++ b/docs/legal-research/forms/照会記録票.docx
@@ -683,19 +683,6 @@
               <w:t xml:space="preserve"/>
             </w:r>
           </w:p>
-          <w:p>
-            <w:pPr>
-              <w:spacing w:line="260" w:lineRule="auto"/>
-            </w:pPr>
-            <w:r>
-              <w:rPr>
-                <w:rFonts w:ascii="ＭＳ 明朝" w:eastAsia="ＭＳ 明朝" w:hAnsi="ＭＳ 明朝"/>
-                <w:sz w:val="19"/>
-                <w:szCs w:val="19"/>
-              </w:rPr>
-              <w:t xml:space="preserve"/>
-            </w:r>
-          </w:p>
         </w:tc>
       </w:tr>
     </w:tbl>
@@ -788,32 +775,6 @@
             </w:tcMar>
             <w:vAlign w:val="top"/>
           </w:tcPr>
-          <w:p>
-            <w:pPr>
-              <w:spacing w:line="260" w:lineRule="auto"/>
-            </w:pPr>
-            <w:r>
-              <w:rPr>
-                <w:rFonts w:ascii="ＭＳ 明朝" w:eastAsia="ＭＳ 明朝" w:hAnsi="ＭＳ 明朝"/>
-                <w:sz w:val="19"/>
-                <w:szCs w:val="19"/>
-              </w:rPr>
-              <w:t xml:space="preserve"/>
-            </w:r>
-          </w:p>
-          <w:p>
-            <w:pPr>
-              <w:spacing w:line="260" w:lineRule="auto"/>
-            </w:pPr>
-            <w:r>
-              <w:rPr>
-                <w:rFonts w:ascii="ＭＳ 明朝" w:eastAsia="ＭＳ 明朝" w:hAnsi="ＭＳ 明朝"/>
-                <w:sz w:val="19"/>
-                <w:szCs w:val="19"/>
-              </w:rPr>
-              <w:t xml:space="preserve"/>
-            </w:r>
-          </w:p>
           <w:p>
             <w:pPr>
               <w:spacing w:line="260" w:lineRule="auto"/>
@@ -1324,19 +1285,6 @@
               <w:t xml:space="preserve"/>
             </w:r>
           </w:p>
-          <w:p>
-            <w:pPr>
-              <w:spacing w:line="260" w:lineRule="auto"/>
-            </w:pPr>
-            <w:r>
-              <w:rPr>
-                <w:rFonts w:ascii="ＭＳ 明朝" w:eastAsia="ＭＳ 明朝" w:hAnsi="ＭＳ 明朝"/>
-                <w:sz w:val="19"/>
-                <w:szCs w:val="19"/>
-              </w:rPr>
-              <w:t xml:space="preserve"/>
-            </w:r>
-          </w:p>
         </w:tc>
       </w:tr>
     </w:tbl>
@@ -2709,103 +2657,19 @@
         </w:tc>
       </w:tr>
     </w:tbl>
-    <w:tbl>
-      <w:tblPr>
-        <w:tblW w:type="dxa" w:w="9072"/>
-        <w:tblBorders>
-          <w:top w:val="single" w:color="auto" w:sz="4"/>
-          <w:left w:val="single" w:color="auto" w:sz="4"/>
-          <w:bottom w:val="single" w:color="auto" w:sz="4"/>
-          <w:right w:val="single" w:color="auto" w:sz="4"/>
-          <w:insideH w:val="single" w:color="auto" w:sz="4"/>
-          <w:insideV w:val="single" w:color="auto" w:sz="4"/>
-        </w:tblBorders>
-        <w:tblLayout w:type="fixed"/>
-      </w:tblPr>
-      <w:tblGrid>
-        <w:gridCol w:w="9072"/>
-      </w:tblGrid>
-      <w:tr>
-        <w:tc>
-          <w:tcPr>
-            <w:tcW w:type="dxa" w:w="9072"/>
-            <w:shd w:fill="FDF4E2" w:color="auto" w:val="clear"/>
-            <w:tcMar>
-              <w:top w:type="dxa" w:w="60"/>
-              <w:left w:type="dxa" w:w="100"/>
-              <w:bottom w:type="dxa" w:w="60"/>
-              <w:right w:type="dxa" w:w="100"/>
-            </w:tcMar>
-            <w:vAlign w:val="top"/>
-          </w:tcPr>
-          <w:p>
-            <w:pPr>
-              <w:spacing w:line="260" w:lineRule="auto"/>
-            </w:pPr>
-            <w:r>
-              <w:rPr>
-                <w:rFonts w:ascii="ＭＳ 明朝" w:eastAsia="ＭＳ 明朝" w:hAnsi="ＭＳ 明朝"/>
-                <w:sz w:val="17"/>
-                <w:szCs w:val="17"/>
-              </w:rPr>
-              <w:t xml:space="preserve">・〔緑〕＝一般貨物の許可あり・事業用自動車　　〔白〕＝許可なし・自家用自動車</w:t>
-            </w:r>
-          </w:p>
-          <w:p>
-            <w:pPr>
-              <w:spacing w:line="260" w:lineRule="auto"/>
-            </w:pPr>
-            <w:r>
-              <w:rPr>
-                <w:rFonts w:ascii="ＭＳ 明朝" w:eastAsia="ＭＳ 明朝" w:hAnsi="ＭＳ 明朝"/>
-                <w:sz w:val="17"/>
-                <w:szCs w:val="17"/>
-              </w:rPr>
-              <w:t xml:space="preserve">・照会書（forms/運輸局照会書.docx）と同じ仮称で聞き、同じ仮称で記録してください。</w:t>
-            </w:r>
-          </w:p>
-          <w:p>
-            <w:pPr>
-              <w:spacing w:line="260" w:lineRule="auto"/>
-            </w:pPr>
-            <w:r>
-              <w:rPr>
-                <w:rFonts w:ascii="ＭＳ 明朝" w:eastAsia="ＭＳ 明朝" w:hAnsi="ＭＳ 明朝"/>
-                <w:sz w:val="17"/>
-                <w:szCs w:val="17"/>
-              </w:rPr>
-              <w:t xml:space="preserve">　実名で記録すると、実際に話した内容と記録が食い違い、あとで読み返せなくなります。</w:t>
-            </w:r>
-          </w:p>
-          <w:p>
-            <w:pPr>
-              <w:spacing w:line="260" w:lineRule="auto"/>
-            </w:pPr>
-            <w:r>
-              <w:rPr>
-                <w:rFonts w:ascii="ＭＳ 明朝" w:eastAsia="ＭＳ 明朝" w:hAnsi="ＭＳ 明朝"/>
-                <w:sz w:val="17"/>
-                <w:szCs w:val="17"/>
-              </w:rPr>
-              <w:t xml:space="preserve">・仮称と実名の対応表は 21_運輸局への照会事例集.md にあります。この票には書きません。</w:t>
-            </w:r>
-          </w:p>
-          <w:p>
-            <w:pPr>
-              <w:spacing w:line="260" w:lineRule="auto"/>
-            </w:pPr>
-            <w:r>
-              <w:rPr>
-                <w:rFonts w:ascii="ＭＳ 明朝" w:eastAsia="ＭＳ 明朝" w:hAnsi="ＭＳ 明朝"/>
-                <w:sz w:val="17"/>
-                <w:szCs w:val="17"/>
-              </w:rPr>
-              <w:t xml:space="preserve">　どの取引先の話だったかを残したいときは、下の「実名の控え」に書いてください。</w:t>
-            </w:r>
-          </w:p>
-        </w:tc>
-      </w:tr>
-    </w:tbl>
+    <w:p>
+      <w:pPr>
+        <w:spacing w:after="60" w:before="0" w:line="290" w:lineRule="auto"/>
+      </w:pPr>
+      <w:r>
+        <w:rPr>
+          <w:rFonts w:ascii="ＭＳ 明朝" w:eastAsia="ＭＳ 明朝" w:hAnsi="ＭＳ 明朝"/>
+          <w:sz w:val="17"/>
+          <w:szCs w:val="17"/>
+        </w:rPr>
+        <w:t xml:space="preserve">〔緑〕＝一般貨物の許可あり・事業用自動車　　〔白〕＝許可なし・自家用自動車</w:t>
+      </w:r>
+    </w:p>
     <w:tbl>
       <w:tblPr>
         <w:tblW w:type="dxa" w:w="9072"/>
@@ -2848,60 +2712,32 @@
                 <w:sz w:val="18"/>
                 <w:szCs w:val="18"/>
               </w:rPr>
-              <w:t xml:space="preserve">実名の控え</w:t>
-            </w:r>
-          </w:p>
-          <w:p>
-            <w:pPr>
-              <w:spacing w:line="260" w:lineRule="auto"/>
-            </w:pPr>
-            <w:r>
-              <w:rPr>
-                <w:rFonts w:ascii="ＭＳ ゴシック" w:eastAsia="ＭＳ ゴシック" w:hAnsi="ＭＳ ゴシック"/>
-                <w:b/>
-                <w:bCs/>
+              <w:t xml:space="preserve">実名の控え（社内限り・任意）</w:t>
+            </w:r>
+          </w:p>
+        </w:tc>
+        <w:tc>
+          <w:tcPr>
+            <w:tcW w:type="dxa" w:w="6672"/>
+            <w:tcMar>
+              <w:top w:type="dxa" w:w="60"/>
+              <w:left w:type="dxa" w:w="100"/>
+              <w:bottom w:type="dxa" w:w="60"/>
+              <w:right w:type="dxa" w:w="100"/>
+            </w:tcMar>
+            <w:vAlign w:val="top"/>
+          </w:tcPr>
+          <w:p>
+            <w:pPr>
+              <w:spacing w:line="260" w:lineRule="auto"/>
+            </w:pPr>
+            <w:r>
+              <w:rPr>
+                <w:rFonts w:ascii="ＭＳ 明朝" w:eastAsia="ＭＳ 明朝" w:hAnsi="ＭＳ 明朝"/>
                 <w:sz w:val="18"/>
                 <w:szCs w:val="18"/>
               </w:rPr>
-              <w:t xml:space="preserve">（社内限り・任意）</w:t>
-            </w:r>
-          </w:p>
-        </w:tc>
-        <w:tc>
-          <w:tcPr>
-            <w:tcW w:type="dxa" w:w="6672"/>
-            <w:tcMar>
-              <w:top w:type="dxa" w:w="60"/>
-              <w:left w:type="dxa" w:w="100"/>
-              <w:bottom w:type="dxa" w:w="60"/>
-              <w:right w:type="dxa" w:w="100"/>
-            </w:tcMar>
-            <w:vAlign w:val="top"/>
-          </w:tcPr>
-          <w:p>
-            <w:pPr>
-              <w:spacing w:line="260" w:lineRule="auto"/>
-            </w:pPr>
-            <w:r>
-              <w:rPr>
-                <w:rFonts w:ascii="ＭＳ 明朝" w:eastAsia="ＭＳ 明朝" w:hAnsi="ＭＳ 明朝"/>
-                <w:sz w:val="18"/>
-                <w:szCs w:val="18"/>
-              </w:rPr>
-              <w:t xml:space="preserve">仮称　　　　＝</w:t>
-            </w:r>
-          </w:p>
-          <w:p>
-            <w:pPr>
-              <w:spacing w:line="260" w:lineRule="auto"/>
-            </w:pPr>
-            <w:r>
-              <w:rPr>
-                <w:rFonts w:ascii="ＭＳ 明朝" w:eastAsia="ＭＳ 明朝" w:hAnsi="ＭＳ 明朝"/>
-                <w:sz w:val="18"/>
-                <w:szCs w:val="18"/>
-              </w:rPr>
-              <w:t xml:space="preserve">仮称　　　　＝</w:t>
+              <w:t xml:space="preserve">仮称　　　　＝　　　　　　　　　　　　仮称　　　　＝</w:t>
             </w:r>
           </w:p>
         </w:tc>
@@ -2985,7 +2821,7 @@
                 <w:sz w:val="17"/>
                 <w:szCs w:val="17"/>
               </w:rPr>
-              <w:t xml:space="preserve">・応対者の氏名と日付は必ず取ること。後から「誰に聞いたか」が分からない記録は使えません。</w:t>
+              <w:t xml:space="preserve">　実名で記録すると、実際に話した内容と記録が食い違い、あとで読み返せなくなります。</w:t>
             </w:r>
           </w:p>
           <w:p>
@@ -2998,7 +2834,7 @@
                 <w:sz w:val="17"/>
                 <w:szCs w:val="17"/>
               </w:rPr>
-              <w:t xml:space="preserve">・回答は要約せず、言われた言葉のまま書くこと。とくに「一般論としては」「実態によります」</w:t>
+              <w:t xml:space="preserve">　仮称と実名の対応表は 21_運輸局への照会事例集.md にあります。この票には書きません。</w:t>
             </w:r>
           </w:p>
           <w:p>
@@ -3011,7 +2847,7 @@
                 <w:sz w:val="17"/>
                 <w:szCs w:val="17"/>
               </w:rPr>
-              <w:t xml:space="preserve">　といった留保は、落とさずに書いてください。留保の有無で使える強さが変わります。</w:t>
+              <w:t xml:space="preserve">・応対者の氏名と日付は必ず取ること。後から「誰に聞いたか」が分からない記録は使えません。</w:t>
             </w:r>
           </w:p>
           <w:p>
@@ -3024,7 +2860,7 @@
                 <w:sz w:val="17"/>
                 <w:szCs w:val="17"/>
               </w:rPr>
-              <w:t xml:space="preserve">・「個別具体の判断はできない」と言われた場合も、そう言われたこと自体が記録になります。</w:t>
+              <w:t xml:space="preserve">・回答は要約せず、言われた言葉のまま書くこと。とくに「一般論としては」「実態によります」</w:t>
             </w:r>
           </w:p>
           <w:p>
@@ -3037,7 +2873,7 @@
                 <w:sz w:val="17"/>
                 <w:szCs w:val="17"/>
               </w:rPr>
-              <w:t xml:space="preserve">・重要なものは「書面でいただけますか」と頼むこと。断られても、頼んだ事実を残します。</w:t>
+              <w:t xml:space="preserve">　といった留保は、落とさずに書いてください。留保の有無で使える強さが変わります。</w:t>
             </w:r>
           </w:p>
           <w:p>
@@ -3050,7 +2886,7 @@
                 <w:sz w:val="17"/>
                 <w:szCs w:val="17"/>
               </w:rPr>
-              <w:t xml:space="preserve">・この票は事案ごとに1枚。まとめて書かないでください。</w:t>
+              <w:t xml:space="preserve">・「個別具体の判断はできない」と言われた場合も、そう言われたこと自体が記録になります。</w:t>
             </w:r>
           </w:p>
           <w:p>
@@ -3063,7 +2899,20 @@
                 <w:sz w:val="17"/>
                 <w:szCs w:val="17"/>
               </w:rPr>
-              <w:t xml:space="preserve">・この票は社内限りです。運輸局等に渡さないでください（実名の控えが入るため）。</w:t>
+              <w:t xml:space="preserve">・重要なものは「書面でいただけますか」と頼むこと。断られても、頼んだ事実を残します。</w:t>
+            </w:r>
+          </w:p>
+          <w:p>
+            <w:pPr>
+              <w:spacing w:line="260" w:lineRule="auto"/>
+            </w:pPr>
+            <w:r>
+              <w:rPr>
+                <w:rFonts w:ascii="ＭＳ 明朝" w:eastAsia="ＭＳ 明朝" w:hAnsi="ＭＳ 明朝"/>
+                <w:sz w:val="17"/>
+                <w:szCs w:val="17"/>
+              </w:rPr>
+              <w:t xml:space="preserve">・この票は事案ごとに1枚。社内限りです。運輸局等に渡さないでください。</w:t>
             </w:r>
           </w:p>
         </w:tc>

--- a/docs/legal-research/forms/照会記録票.docx
+++ b/docs/legal-research/forms/照会記録票.docx
@@ -510,7 +510,20 @@
                 <w:sz w:val="19"/>
                 <w:szCs w:val="19"/>
               </w:rPr>
-              <w:t xml:space="preserve">□ 甲社〔緑〕　　□ 乙社〔白〕　　□ 丙社〔白〕　　□ 丁社　　□ 戊〔白〕</w:t>
+              <w:t xml:space="preserve">□ A運送〔緑〕　　□ B砕石〔白〕　　□ C砂利店〔白〕</w:t>
+            </w:r>
+          </w:p>
+          <w:p>
+            <w:pPr>
+              <w:spacing w:line="260" w:lineRule="auto"/>
+            </w:pPr>
+            <w:r>
+              <w:rPr>
+                <w:rFonts w:ascii="ＭＳ 明朝" w:eastAsia="ＭＳ 明朝" w:hAnsi="ＭＳ 明朝"/>
+                <w:sz w:val="19"/>
+                <w:szCs w:val="19"/>
+              </w:rPr>
+              <w:t xml:space="preserve">□ D建設　　□ E運転者〔白〕</w:t>
             </w:r>
           </w:p>
           <w:p>
@@ -1995,15 +2008,15 @@
         <w:tblLayout w:type="fixed"/>
       </w:tblPr>
       <w:tblGrid>
-        <w:gridCol w:w="1100"/>
-        <w:gridCol w:w="3500"/>
+        <w:gridCol w:w="1500"/>
+        <w:gridCol w:w="3100"/>
         <w:gridCol w:w="1900"/>
         <w:gridCol w:w="2572"/>
       </w:tblGrid>
       <w:tr>
         <w:tc>
           <w:tcPr>
-            <w:tcW w:type="dxa" w:w="1100"/>
+            <w:tcW w:type="dxa" w:w="1500"/>
             <w:shd w:fill="E8ECF0" w:color="auto" w:val="clear"/>
             <w:tcMar>
               <w:top w:type="dxa" w:w="60"/>
@@ -2032,7 +2045,7 @@
         </w:tc>
         <w:tc>
           <w:tcPr>
-            <w:tcW w:type="dxa" w:w="3500"/>
+            <w:tcW w:type="dxa" w:w="3100"/>
             <w:shd w:fill="E8ECF0" w:color="auto" w:val="clear"/>
             <w:tcMar>
               <w:top w:type="dxa" w:w="60"/>
@@ -2120,7 +2133,7 @@
       <w:tr>
         <w:tc>
           <w:tcPr>
-            <w:tcW w:type="dxa" w:w="1100"/>
+            <w:tcW w:type="dxa" w:w="1500"/>
             <w:tcMar>
               <w:top w:type="dxa" w:w="60"/>
               <w:left w:type="dxa" w:w="100"/>
@@ -2142,13 +2155,13 @@
                 <w:sz w:val="18"/>
                 <w:szCs w:val="18"/>
               </w:rPr>
-              <w:t xml:space="preserve">甲社</w:t>
-            </w:r>
-          </w:p>
-        </w:tc>
-        <w:tc>
-          <w:tcPr>
-            <w:tcW w:type="dxa" w:w="3500"/>
+              <w:t xml:space="preserve">A運送</w:t>
+            </w:r>
+          </w:p>
+        </w:tc>
+        <w:tc>
+          <w:tcPr>
+            <w:tcW w:type="dxa" w:w="3100"/>
             <w:tcMar>
               <w:top w:type="dxa" w:w="60"/>
               <w:left w:type="dxa" w:w="100"/>
@@ -2231,7 +2244,7 @@
       <w:tr>
         <w:tc>
           <w:tcPr>
-            <w:tcW w:type="dxa" w:w="1100"/>
+            <w:tcW w:type="dxa" w:w="1500"/>
             <w:tcMar>
               <w:top w:type="dxa" w:w="60"/>
               <w:left w:type="dxa" w:w="100"/>
@@ -2253,13 +2266,13 @@
                 <w:sz w:val="18"/>
                 <w:szCs w:val="18"/>
               </w:rPr>
-              <w:t xml:space="preserve">乙社</w:t>
-            </w:r>
-          </w:p>
-        </w:tc>
-        <w:tc>
-          <w:tcPr>
-            <w:tcW w:type="dxa" w:w="3500"/>
+              <w:t xml:space="preserve">B砕石</w:t>
+            </w:r>
+          </w:p>
+        </w:tc>
+        <w:tc>
+          <w:tcPr>
+            <w:tcW w:type="dxa" w:w="3100"/>
             <w:tcMar>
               <w:top w:type="dxa" w:w="60"/>
               <w:left w:type="dxa" w:w="100"/>
@@ -2278,7 +2291,7 @@
                 <w:sz w:val="18"/>
                 <w:szCs w:val="18"/>
               </w:rPr>
-              <w:t xml:space="preserve">砕石の製造販売業者。甲社の親会社</w:t>
+              <w:t xml:space="preserve">砕石の製造販売業者。A運送の親会社</w:t>
             </w:r>
           </w:p>
         </w:tc>
@@ -2338,7 +2351,7 @@
       <w:tr>
         <w:tc>
           <w:tcPr>
-            <w:tcW w:type="dxa" w:w="1100"/>
+            <w:tcW w:type="dxa" w:w="1500"/>
             <w:tcMar>
               <w:top w:type="dxa" w:w="60"/>
               <w:left w:type="dxa" w:w="100"/>
@@ -2360,13 +2373,13 @@
                 <w:sz w:val="18"/>
                 <w:szCs w:val="18"/>
               </w:rPr>
-              <w:t xml:space="preserve">丙社</w:t>
-            </w:r>
-          </w:p>
-        </w:tc>
-        <w:tc>
-          <w:tcPr>
-            <w:tcW w:type="dxa" w:w="3500"/>
+              <w:t xml:space="preserve">C砂利店</w:t>
+            </w:r>
+          </w:p>
+        </w:tc>
+        <w:tc>
+          <w:tcPr>
+            <w:tcW w:type="dxa" w:w="3100"/>
             <w:tcMar>
               <w:top w:type="dxa" w:w="60"/>
               <w:left w:type="dxa" w:w="100"/>
@@ -2445,7 +2458,7 @@
       <w:tr>
         <w:tc>
           <w:tcPr>
-            <w:tcW w:type="dxa" w:w="1100"/>
+            <w:tcW w:type="dxa" w:w="1500"/>
             <w:tcMar>
               <w:top w:type="dxa" w:w="60"/>
               <w:left w:type="dxa" w:w="100"/>
@@ -2467,13 +2480,13 @@
                 <w:sz w:val="18"/>
                 <w:szCs w:val="18"/>
               </w:rPr>
-              <w:t xml:space="preserve">丁社</w:t>
-            </w:r>
-          </w:p>
-        </w:tc>
-        <w:tc>
-          <w:tcPr>
-            <w:tcW w:type="dxa" w:w="3500"/>
+              <w:t xml:space="preserve">D建設</w:t>
+            </w:r>
+          </w:p>
+        </w:tc>
+        <w:tc>
+          <w:tcPr>
+            <w:tcW w:type="dxa" w:w="3100"/>
             <w:tcMar>
               <w:top w:type="dxa" w:w="60"/>
               <w:left w:type="dxa" w:w="100"/>
@@ -2552,7 +2565,7 @@
       <w:tr>
         <w:tc>
           <w:tcPr>
-            <w:tcW w:type="dxa" w:w="1100"/>
+            <w:tcW w:type="dxa" w:w="1500"/>
             <w:tcMar>
               <w:top w:type="dxa" w:w="60"/>
               <w:left w:type="dxa" w:w="100"/>
@@ -2574,13 +2587,13 @@
                 <w:sz w:val="18"/>
                 <w:szCs w:val="18"/>
               </w:rPr>
-              <w:t xml:space="preserve">戊</w:t>
-            </w:r>
-          </w:p>
-        </w:tc>
-        <w:tc>
-          <w:tcPr>
-            <w:tcW w:type="dxa" w:w="3500"/>
+              <w:t xml:space="preserve">E運転者</w:t>
+            </w:r>
+          </w:p>
+        </w:tc>
+        <w:tc>
+          <w:tcPr>
+            <w:tcW w:type="dxa" w:w="3100"/>
             <w:tcMar>
               <w:top w:type="dxa" w:w="60"/>
               <w:left w:type="dxa" w:w="100"/>
@@ -2808,7 +2821,7 @@
                 <w:sz w:val="17"/>
                 <w:szCs w:val="17"/>
               </w:rPr>
-              <w:t xml:space="preserve">・会社名は仮称（甲社〔緑〕・乙社〔白〕など）で書くこと。聞くときも仮称で聞きます。</w:t>
+              <w:t xml:space="preserve">・会社名は仮称（A運送〔緑〕・B砕石〔白〕など）で書くこと。聞くときも仮称で聞きます。</w:t>
             </w:r>
           </w:p>
           <w:p>

--- a/docs/legal-research/forms/照会記録票.docx
+++ b/docs/legal-research/forms/照会記録票.docx
@@ -523,7 +523,7 @@
                 <w:sz w:val="19"/>
                 <w:szCs w:val="19"/>
               </w:rPr>
-              <w:t xml:space="preserve">□ D建設　　□ E運転者〔白〕</w:t>
+              <w:t xml:space="preserve">□ D建設　　□ E運転者〔白〕　　□ F砂利採取〔白〕</w:t>
             </w:r>
           </w:p>
           <w:p>
@@ -2613,6 +2613,113 @@
                 <w:szCs w:val="18"/>
               </w:rPr>
               <w:t xml:space="preserve">個人。自ら運転する（持込み運転者）</w:t>
+            </w:r>
+          </w:p>
+        </w:tc>
+        <w:tc>
+          <w:tcPr>
+            <w:tcW w:type="dxa" w:w="1900"/>
+            <w:tcMar>
+              <w:top w:type="dxa" w:w="60"/>
+              <w:left w:type="dxa" w:w="100"/>
+              <w:bottom w:type="dxa" w:w="60"/>
+              <w:right w:type="dxa" w:w="100"/>
+            </w:tcMar>
+            <w:vAlign w:val="center"/>
+          </w:tcPr>
+          <w:p>
+            <w:pPr>
+              <w:spacing w:line="260" w:lineRule="auto"/>
+              <w:jc w:val="center"/>
+            </w:pPr>
+            <w:r>
+              <w:rPr>
+                <w:rFonts w:ascii="ＭＳ 明朝" w:eastAsia="ＭＳ 明朝" w:hAnsi="ＭＳ 明朝"/>
+                <w:sz w:val="18"/>
+                <w:szCs w:val="18"/>
+              </w:rPr>
+              <w:t xml:space="preserve">無</w:t>
+            </w:r>
+          </w:p>
+        </w:tc>
+        <w:tc>
+          <w:tcPr>
+            <w:tcW w:type="dxa" w:w="2572"/>
+            <w:tcMar>
+              <w:top w:type="dxa" w:w="60"/>
+              <w:left w:type="dxa" w:w="100"/>
+              <w:bottom w:type="dxa" w:w="60"/>
+              <w:right w:type="dxa" w:w="100"/>
+            </w:tcMar>
+            <w:vAlign w:val="center"/>
+          </w:tcPr>
+          <w:p>
+            <w:pPr>
+              <w:spacing w:line="260" w:lineRule="auto"/>
+              <w:jc w:val="center"/>
+            </w:pPr>
+            <w:r>
+              <w:rPr>
+                <w:rFonts w:ascii="ＭＳ 明朝" w:eastAsia="ＭＳ 明朝" w:hAnsi="ＭＳ 明朝"/>
+                <w:sz w:val="18"/>
+                <w:szCs w:val="18"/>
+              </w:rPr>
+              <w:t xml:space="preserve">〔白〕自家用</w:t>
+            </w:r>
+          </w:p>
+        </w:tc>
+      </w:tr>
+      <w:tr>
+        <w:tc>
+          <w:tcPr>
+            <w:tcW w:type="dxa" w:w="1500"/>
+            <w:tcMar>
+              <w:top w:type="dxa" w:w="60"/>
+              <w:left w:type="dxa" w:w="100"/>
+              <w:bottom w:type="dxa" w:w="60"/>
+              <w:right w:type="dxa" w:w="100"/>
+            </w:tcMar>
+            <w:vAlign w:val="center"/>
+          </w:tcPr>
+          <w:p>
+            <w:pPr>
+              <w:spacing w:line="260" w:lineRule="auto"/>
+              <w:jc w:val="center"/>
+            </w:pPr>
+            <w:r>
+              <w:rPr>
+                <w:rFonts w:ascii="ＭＳ ゴシック" w:eastAsia="ＭＳ ゴシック" w:hAnsi="ＭＳ ゴシック"/>
+                <w:b/>
+                <w:bCs/>
+                <w:sz w:val="18"/>
+                <w:szCs w:val="18"/>
+              </w:rPr>
+              <w:t xml:space="preserve">F砂利採取</w:t>
+            </w:r>
+          </w:p>
+        </w:tc>
+        <w:tc>
+          <w:tcPr>
+            <w:tcW w:type="dxa" w:w="3100"/>
+            <w:tcMar>
+              <w:top w:type="dxa" w:w="60"/>
+              <w:left w:type="dxa" w:w="100"/>
+              <w:bottom w:type="dxa" w:w="60"/>
+              <w:right w:type="dxa" w:w="100"/>
+            </w:tcMar>
+            <w:vAlign w:val="center"/>
+          </w:tcPr>
+          <w:p>
+            <w:pPr>
+              <w:spacing w:line="260" w:lineRule="auto"/>
+            </w:pPr>
+            <w:r>
+              <w:rPr>
+                <w:rFonts w:ascii="ＭＳ 明朝" w:eastAsia="ＭＳ 明朝" w:hAnsi="ＭＳ 明朝"/>
+                <w:sz w:val="18"/>
+                <w:szCs w:val="18"/>
+              </w:rPr>
+              <w:t xml:space="preserve">砂利採取業者。採取法16条の認可あり</w:t>
             </w:r>
           </w:p>
         </w:tc>
